--- a/黄浩昀/语法巩固方案/学生版/第3课_语法讲义与练习_学生版.docx
+++ b/黄浩昀/语法巩固方案/学生版/第3课_语法讲义与练习_学生版.docx
@@ -29,7 +29,7 @@
           <w:color w:val="888888"/>
           <w:sz w:val="20"/>
         </w:rPr>
-        <w:t>【复习课 · 薄弱点：spend/cost/take/pay 50% · for/of 50%】黄浩昀 · 语法巩固与学习系列 · 学生版</w:t>
+        <w:t>【复习50% + 新知50% · 新知：宾语从句·引导词辨析】黄浩昀 · 语法巩固与学习系列 · 学生版</w:t>
       </w:r>
     </w:p>
     <w:p>
@@ -59,7 +59,694 @@
           <w:color w:val="2E75B6"/>
           <w:sz w:val="24"/>
         </w:rPr>
-        <w:t>3.1 spend / cost / take / pay 辨析</w:t>
+        <w:t>3.0 复习板块（50%）· 八年级系统板块：动词花费四兄弟</w:t>
+      </w:r>
+    </w:p>
+    <w:p>
+      <w:pPr>
+        <w:pStyle w:val="ListBullet"/>
+        <w:spacing w:after="20"/>
+      </w:pPr>
+      <w:r>
+        <w:rPr>
+          <w:rFonts w:ascii="Times New Roman" w:hAnsi="Times New Roman" w:eastAsia="微软雅黑"/>
+          <w:b w:val="0"/>
+          <w:i w:val="0"/>
+          <w:sz w:val="22"/>
+        </w:rPr>
+        <w:t>—— 本课复习八年级系统板块 ——</w:t>
+      </w:r>
+    </w:p>
+    <w:p>
+      <w:pPr>
+        <w:spacing w:before="80"/>
+      </w:pPr>
+      <w:r>
+        <w:rPr>
+          <w:rFonts w:ascii="Times New Roman" w:hAnsi="Times New Roman" w:eastAsia="微软雅黑"/>
+          <w:b/>
+          <w:i w:val="0"/>
+          <w:color w:val="2E75B6"/>
+          <w:sz w:val="24"/>
+        </w:rPr>
+        <w:t>3.1 spend / cost / take / pay 四兄弟框架</w:t>
+      </w:r>
+    </w:p>
+    <w:tbl>
+      <w:tblPr>
+        <w:tblStyle w:val="TableGrid"/>
+        <w:tblW w:type="auto" w:w="0"/>
+        <w:jc w:val="center"/>
+        <w:tblLook w:firstColumn="1" w:firstRow="1" w:lastColumn="0" w:lastRow="0" w:noHBand="0" w:noVBand="1" w:val="04A0"/>
+      </w:tblPr>
+      <w:tblGrid>
+        <w:gridCol w:w="2040"/>
+        <w:gridCol w:w="2040"/>
+        <w:gridCol w:w="2040"/>
+        <w:gridCol w:w="2040"/>
+        <w:gridCol w:w="2040"/>
+      </w:tblGrid>
+      <w:tr>
+        <w:tc>
+          <w:tcPr>
+            <w:tcW w:type="dxa" w:w="2040"/>
+            <w:shd w:val="clear" w:fill="1F4E79"/>
+          </w:tcPr>
+          <w:p>
+            <w:r/>
+            <w:r>
+              <w:rPr>
+                <w:rFonts w:ascii="Times New Roman" w:hAnsi="Times New Roman" w:eastAsia="微软雅黑"/>
+                <w:b/>
+                <w:i w:val="0"/>
+                <w:color w:val="FFFFFF"/>
+                <w:sz w:val="20"/>
+              </w:rPr>
+              <w:t>动词</w:t>
+            </w:r>
+          </w:p>
+        </w:tc>
+        <w:tc>
+          <w:tcPr>
+            <w:tcW w:type="dxa" w:w="2040"/>
+            <w:shd w:val="clear" w:fill="1F4E79"/>
+          </w:tcPr>
+          <w:p>
+            <w:r/>
+            <w:r>
+              <w:rPr>
+                <w:rFonts w:ascii="Times New Roman" w:hAnsi="Times New Roman" w:eastAsia="微软雅黑"/>
+                <w:b/>
+                <w:i w:val="0"/>
+                <w:color w:val="FFFFFF"/>
+                <w:sz w:val="20"/>
+              </w:rPr>
+              <w:t>主语</w:t>
+            </w:r>
+          </w:p>
+        </w:tc>
+        <w:tc>
+          <w:tcPr>
+            <w:tcW w:type="dxa" w:w="2040"/>
+            <w:shd w:val="clear" w:fill="1F4E79"/>
+          </w:tcPr>
+          <w:p>
+            <w:r/>
+            <w:r>
+              <w:rPr>
+                <w:rFonts w:ascii="Times New Roman" w:hAnsi="Times New Roman" w:eastAsia="微软雅黑"/>
+                <w:b/>
+                <w:i w:val="0"/>
+                <w:color w:val="FFFFFF"/>
+                <w:sz w:val="20"/>
+              </w:rPr>
+              <w:t>结构</w:t>
+            </w:r>
+          </w:p>
+        </w:tc>
+        <w:tc>
+          <w:tcPr>
+            <w:tcW w:type="dxa" w:w="2040"/>
+            <w:shd w:val="clear" w:fill="1F4E79"/>
+          </w:tcPr>
+          <w:p>
+            <w:r/>
+            <w:r>
+              <w:rPr>
+                <w:rFonts w:ascii="Times New Roman" w:hAnsi="Times New Roman" w:eastAsia="微软雅黑"/>
+                <w:b/>
+                <w:i w:val="0"/>
+                <w:color w:val="FFFFFF"/>
+                <w:sz w:val="20"/>
+              </w:rPr>
+              <w:t>含义</w:t>
+            </w:r>
+          </w:p>
+        </w:tc>
+        <w:tc>
+          <w:tcPr>
+            <w:tcW w:type="dxa" w:w="2040"/>
+            <w:shd w:val="clear" w:fill="1F4E79"/>
+          </w:tcPr>
+          <w:p>
+            <w:r/>
+            <w:r>
+              <w:rPr>
+                <w:rFonts w:ascii="Times New Roman" w:hAnsi="Times New Roman" w:eastAsia="微软雅黑"/>
+                <w:b/>
+                <w:i w:val="0"/>
+                <w:color w:val="FFFFFF"/>
+                <w:sz w:val="20"/>
+              </w:rPr>
+              <w:t>注意</w:t>
+            </w:r>
+          </w:p>
+        </w:tc>
+      </w:tr>
+      <w:tr>
+        <w:tc>
+          <w:tcPr>
+            <w:tcW w:type="dxa" w:w="2040"/>
+          </w:tcPr>
+          <w:p>
+            <w:r/>
+            <w:r>
+              <w:rPr>
+                <w:rFonts w:ascii="Times New Roman" w:hAnsi="Times New Roman" w:eastAsia="微软雅黑"/>
+                <w:b w:val="0"/>
+                <w:i w:val="0"/>
+                <w:sz w:val="20"/>
+              </w:rPr>
+              <w:t>spend</w:t>
+            </w:r>
+          </w:p>
+        </w:tc>
+        <w:tc>
+          <w:tcPr>
+            <w:tcW w:type="dxa" w:w="2040"/>
+          </w:tcPr>
+          <w:p>
+            <w:r/>
+            <w:r>
+              <w:rPr>
+                <w:rFonts w:ascii="Times New Roman" w:hAnsi="Times New Roman" w:eastAsia="微软雅黑"/>
+                <w:b w:val="0"/>
+                <w:i w:val="0"/>
+                <w:sz w:val="20"/>
+              </w:rPr>
+              <w:t>人</w:t>
+            </w:r>
+          </w:p>
+        </w:tc>
+        <w:tc>
+          <w:tcPr>
+            <w:tcW w:type="dxa" w:w="2040"/>
+          </w:tcPr>
+          <w:p>
+            <w:r/>
+            <w:r>
+              <w:rPr>
+                <w:rFonts w:ascii="Times New Roman" w:hAnsi="Times New Roman" w:eastAsia="微软雅黑"/>
+                <w:b w:val="0"/>
+                <w:i w:val="0"/>
+                <w:sz w:val="20"/>
+              </w:rPr>
+              <w:t>spend + 时间/钱 + (in) doing / on sth</w:t>
+            </w:r>
+          </w:p>
+        </w:tc>
+        <w:tc>
+          <w:tcPr>
+            <w:tcW w:type="dxa" w:w="2040"/>
+          </w:tcPr>
+          <w:p>
+            <w:r/>
+            <w:r>
+              <w:rPr>
+                <w:rFonts w:ascii="Times New Roman" w:hAnsi="Times New Roman" w:eastAsia="微软雅黑"/>
+                <w:b w:val="0"/>
+                <w:i w:val="0"/>
+                <w:sz w:val="20"/>
+              </w:rPr>
+              <w:t>花费(时间/钱)</w:t>
+            </w:r>
+          </w:p>
+        </w:tc>
+        <w:tc>
+          <w:tcPr>
+            <w:tcW w:type="dxa" w:w="2040"/>
+          </w:tcPr>
+          <w:p>
+            <w:r/>
+            <w:r>
+              <w:rPr>
+                <w:rFonts w:ascii="Times New Roman" w:hAnsi="Times New Roman" w:eastAsia="微软雅黑"/>
+                <w:b w:val="0"/>
+                <w:i w:val="0"/>
+                <w:sz w:val="20"/>
+              </w:rPr>
+              <w:t>无被动</w:t>
+            </w:r>
+          </w:p>
+        </w:tc>
+      </w:tr>
+      <w:tr>
+        <w:tc>
+          <w:tcPr>
+            <w:tcW w:type="dxa" w:w="2040"/>
+          </w:tcPr>
+          <w:p>
+            <w:r/>
+            <w:r>
+              <w:rPr>
+                <w:rFonts w:ascii="Times New Roman" w:hAnsi="Times New Roman" w:eastAsia="微软雅黑"/>
+                <w:b w:val="0"/>
+                <w:i w:val="0"/>
+                <w:sz w:val="20"/>
+              </w:rPr>
+              <w:t>cost</w:t>
+            </w:r>
+          </w:p>
+        </w:tc>
+        <w:tc>
+          <w:tcPr>
+            <w:tcW w:type="dxa" w:w="2040"/>
+          </w:tcPr>
+          <w:p>
+            <w:r/>
+            <w:r>
+              <w:rPr>
+                <w:rFonts w:ascii="Times New Roman" w:hAnsi="Times New Roman" w:eastAsia="微软雅黑"/>
+                <w:b w:val="0"/>
+                <w:i w:val="0"/>
+                <w:sz w:val="20"/>
+              </w:rPr>
+              <w:t>物</w:t>
+            </w:r>
+          </w:p>
+        </w:tc>
+        <w:tc>
+          <w:tcPr>
+            <w:tcW w:type="dxa" w:w="2040"/>
+          </w:tcPr>
+          <w:p>
+            <w:r/>
+            <w:r>
+              <w:rPr>
+                <w:rFonts w:ascii="Times New Roman" w:hAnsi="Times New Roman" w:eastAsia="微软雅黑"/>
+                <w:b w:val="0"/>
+                <w:i w:val="0"/>
+                <w:sz w:val="20"/>
+              </w:rPr>
+              <w:t>物 + cost + 人 + 钱</w:t>
+            </w:r>
+          </w:p>
+        </w:tc>
+        <w:tc>
+          <w:tcPr>
+            <w:tcW w:type="dxa" w:w="2040"/>
+          </w:tcPr>
+          <w:p>
+            <w:r/>
+            <w:r>
+              <w:rPr>
+                <w:rFonts w:ascii="Times New Roman" w:hAnsi="Times New Roman" w:eastAsia="微软雅黑"/>
+                <w:b w:val="0"/>
+                <w:i w:val="0"/>
+                <w:sz w:val="20"/>
+              </w:rPr>
+              <w:t>花费(钱)</w:t>
+            </w:r>
+          </w:p>
+        </w:tc>
+        <w:tc>
+          <w:tcPr>
+            <w:tcW w:type="dxa" w:w="2040"/>
+          </w:tcPr>
+          <w:p>
+            <w:r/>
+            <w:r>
+              <w:rPr>
+                <w:rFonts w:ascii="Times New Roman" w:hAnsi="Times New Roman" w:eastAsia="微软雅黑"/>
+                <w:b w:val="0"/>
+                <w:i w:val="0"/>
+                <w:sz w:val="20"/>
+              </w:rPr>
+              <w:t>无被动、无进行时</w:t>
+            </w:r>
+          </w:p>
+        </w:tc>
+      </w:tr>
+      <w:tr>
+        <w:tc>
+          <w:tcPr>
+            <w:tcW w:type="dxa" w:w="2040"/>
+          </w:tcPr>
+          <w:p>
+            <w:r/>
+            <w:r>
+              <w:rPr>
+                <w:rFonts w:ascii="Times New Roman" w:hAnsi="Times New Roman" w:eastAsia="微软雅黑"/>
+                <w:b w:val="0"/>
+                <w:i w:val="0"/>
+                <w:sz w:val="20"/>
+              </w:rPr>
+              <w:t>take</w:t>
+            </w:r>
+          </w:p>
+        </w:tc>
+        <w:tc>
+          <w:tcPr>
+            <w:tcW w:type="dxa" w:w="2040"/>
+          </w:tcPr>
+          <w:p>
+            <w:r/>
+            <w:r>
+              <w:rPr>
+                <w:rFonts w:ascii="Times New Roman" w:hAnsi="Times New Roman" w:eastAsia="微软雅黑"/>
+                <w:b w:val="0"/>
+                <w:i w:val="0"/>
+                <w:sz w:val="20"/>
+              </w:rPr>
+              <w:t>It</w:t>
+            </w:r>
+          </w:p>
+        </w:tc>
+        <w:tc>
+          <w:tcPr>
+            <w:tcW w:type="dxa" w:w="2040"/>
+          </w:tcPr>
+          <w:p>
+            <w:r/>
+            <w:r>
+              <w:rPr>
+                <w:rFonts w:ascii="Times New Roman" w:hAnsi="Times New Roman" w:eastAsia="微软雅黑"/>
+                <w:b w:val="0"/>
+                <w:i w:val="0"/>
+                <w:sz w:val="20"/>
+              </w:rPr>
+              <w:t>It takes + 人 + 时间 + to do</w:t>
+            </w:r>
+          </w:p>
+        </w:tc>
+        <w:tc>
+          <w:tcPr>
+            <w:tcW w:type="dxa" w:w="2040"/>
+          </w:tcPr>
+          <w:p>
+            <w:r/>
+            <w:r>
+              <w:rPr>
+                <w:rFonts w:ascii="Times New Roman" w:hAnsi="Times New Roman" w:eastAsia="微软雅黑"/>
+                <w:b w:val="0"/>
+                <w:i w:val="0"/>
+                <w:sz w:val="20"/>
+              </w:rPr>
+              <w:t>花费(时间)</w:t>
+            </w:r>
+          </w:p>
+        </w:tc>
+        <w:tc>
+          <w:tcPr>
+            <w:tcW w:type="dxa" w:w="2040"/>
+          </w:tcPr>
+          <w:p>
+            <w:r/>
+            <w:r>
+              <w:rPr>
+                <w:rFonts w:ascii="Times New Roman" w:hAnsi="Times New Roman" w:eastAsia="微软雅黑"/>
+                <w:b w:val="0"/>
+                <w:i w:val="0"/>
+                <w:sz w:val="20"/>
+              </w:rPr>
+              <w:t>主语只能是 It</w:t>
+            </w:r>
+          </w:p>
+        </w:tc>
+      </w:tr>
+      <w:tr>
+        <w:tc>
+          <w:tcPr>
+            <w:tcW w:type="dxa" w:w="2040"/>
+          </w:tcPr>
+          <w:p>
+            <w:r/>
+            <w:r>
+              <w:rPr>
+                <w:rFonts w:ascii="Times New Roman" w:hAnsi="Times New Roman" w:eastAsia="微软雅黑"/>
+                <w:b w:val="0"/>
+                <w:i w:val="0"/>
+                <w:sz w:val="20"/>
+              </w:rPr>
+              <w:t>pay</w:t>
+            </w:r>
+          </w:p>
+        </w:tc>
+        <w:tc>
+          <w:tcPr>
+            <w:tcW w:type="dxa" w:w="2040"/>
+          </w:tcPr>
+          <w:p>
+            <w:r/>
+            <w:r>
+              <w:rPr>
+                <w:rFonts w:ascii="Times New Roman" w:hAnsi="Times New Roman" w:eastAsia="微软雅黑"/>
+                <w:b w:val="0"/>
+                <w:i w:val="0"/>
+                <w:sz w:val="20"/>
+              </w:rPr>
+              <w:t>人</w:t>
+            </w:r>
+          </w:p>
+        </w:tc>
+        <w:tc>
+          <w:tcPr>
+            <w:tcW w:type="dxa" w:w="2040"/>
+          </w:tcPr>
+          <w:p>
+            <w:r/>
+            <w:r>
+              <w:rPr>
+                <w:rFonts w:ascii="Times New Roman" w:hAnsi="Times New Roman" w:eastAsia="微软雅黑"/>
+                <w:b w:val="0"/>
+                <w:i w:val="0"/>
+                <w:sz w:val="20"/>
+              </w:rPr>
+              <w:t>pay + 钱 + for sth</w:t>
+            </w:r>
+          </w:p>
+        </w:tc>
+        <w:tc>
+          <w:tcPr>
+            <w:tcW w:type="dxa" w:w="2040"/>
+          </w:tcPr>
+          <w:p>
+            <w:r/>
+            <w:r>
+              <w:rPr>
+                <w:rFonts w:ascii="Times New Roman" w:hAnsi="Times New Roman" w:eastAsia="微软雅黑"/>
+                <w:b w:val="0"/>
+                <w:i w:val="0"/>
+                <w:sz w:val="20"/>
+              </w:rPr>
+              <w:t>支付(钱)</w:t>
+            </w:r>
+          </w:p>
+        </w:tc>
+        <w:tc>
+          <w:tcPr>
+            <w:tcW w:type="dxa" w:w="2040"/>
+          </w:tcPr>
+          <w:p>
+            <w:r/>
+            <w:r>
+              <w:rPr>
+                <w:rFonts w:ascii="Times New Roman" w:hAnsi="Times New Roman" w:eastAsia="微软雅黑"/>
+                <w:b w:val="0"/>
+                <w:i w:val="0"/>
+                <w:sz w:val="20"/>
+              </w:rPr>
+              <w:t>常与 for 搭配</w:t>
+            </w:r>
+          </w:p>
+        </w:tc>
+      </w:tr>
+    </w:tbl>
+    <w:p>
+      <w:pPr>
+        <w:pStyle w:val="ListBullet"/>
+        <w:spacing w:after="20"/>
+      </w:pPr>
+      <w:r>
+        <w:rPr>
+          <w:rFonts w:ascii="Times New Roman" w:hAnsi="Times New Roman" w:eastAsia="微软雅黑"/>
+          <w:b/>
+          <w:i w:val="0"/>
+          <w:color w:val="C00000"/>
+          <w:sz w:val="22"/>
+        </w:rPr>
+        <w:t>判诀：先看主语——人做主语看 spend/pay；物做主语看 cost；It 做主语看 take。</w:t>
+      </w:r>
+    </w:p>
+    <w:p>
+      <w:pPr>
+        <w:spacing w:lineRule="auto" w:line="312" w:after="20"/>
+        <w:ind w:left="340"/>
+      </w:pPr>
+      <w:r>
+        <w:rPr>
+          <w:rFonts w:ascii="Times New Roman" w:hAnsi="Times New Roman" w:eastAsia="微软雅黑"/>
+          <w:b w:val="0"/>
+          <w:i/>
+          <w:sz w:val="22"/>
+        </w:rPr>
+        <w:t xml:space="preserve">I spent two hours finishing the report, while it took my sister only one hour to finish hers.　</w:t>
+      </w:r>
+      <w:r>
+        <w:rPr>
+          <w:rFonts w:ascii="Times New Roman" w:hAnsi="Times New Roman" w:eastAsia="微软雅黑"/>
+          <w:b w:val="0"/>
+          <w:i w:val="0"/>
+          <w:color w:val="595959"/>
+          <w:sz w:val="22"/>
+        </w:rPr>
+        <w:t>我花了两小时完成报告，而我妹妹只花了一小时完成她的。</w:t>
+      </w:r>
+    </w:p>
+    <w:p>
+      <w:pPr>
+        <w:spacing w:before="80"/>
+      </w:pPr>
+      <w:r>
+        <w:rPr>
+          <w:rFonts w:ascii="Times New Roman" w:hAnsi="Times New Roman" w:eastAsia="微软雅黑"/>
+          <w:b/>
+          <w:i w:val="0"/>
+          <w:color w:val="2E75B6"/>
+          <w:sz w:val="24"/>
+        </w:rPr>
+        <w:t>3.2 It's adj for/of sb to do 辨析</w:t>
+      </w:r>
+    </w:p>
+    <w:p>
+      <w:pPr>
+        <w:pStyle w:val="ListBullet"/>
+        <w:spacing w:after="20"/>
+      </w:pPr>
+      <w:r>
+        <w:rPr>
+          <w:rFonts w:ascii="Times New Roman" w:hAnsi="Times New Roman" w:eastAsia="微软雅黑"/>
+          <w:b/>
+          <w:i w:val="0"/>
+          <w:color w:val="C00000"/>
+          <w:sz w:val="22"/>
+        </w:rPr>
+        <w:t>of：形容词描述人的品质（kind/good/nice/clever/polite）；for：形容词描述事情性质（important/easy/difficult/necessary）。</w:t>
+      </w:r>
+    </w:p>
+    <w:p>
+      <w:pPr>
+        <w:spacing w:lineRule="auto" w:line="312" w:after="20"/>
+        <w:ind w:left="340"/>
+      </w:pPr>
+      <w:r>
+        <w:rPr>
+          <w:rFonts w:ascii="Times New Roman" w:hAnsi="Times New Roman" w:eastAsia="微软雅黑"/>
+          <w:b w:val="0"/>
+          <w:i/>
+          <w:sz w:val="22"/>
+        </w:rPr>
+        <w:t xml:space="preserve">It's very kind of you to help the old man, and it's important for us to learn from such warm-hearted examples.　</w:t>
+      </w:r>
+      <w:r>
+        <w:rPr>
+          <w:rFonts w:ascii="Times New Roman" w:hAnsi="Times New Roman" w:eastAsia="微软雅黑"/>
+          <w:b w:val="0"/>
+          <w:i w:val="0"/>
+          <w:color w:val="595959"/>
+          <w:sz w:val="22"/>
+        </w:rPr>
+        <w:t>你帮助那位老人真好，我们有必要向这样热心的人学习。</w:t>
+      </w:r>
+    </w:p>
+    <w:p>
+      <w:pPr>
+        <w:spacing w:before="80"/>
+      </w:pPr>
+      <w:r>
+        <w:rPr>
+          <w:rFonts w:ascii="Times New Roman" w:hAnsi="Times New Roman" w:eastAsia="微软雅黑"/>
+          <w:b/>
+          <w:i w:val="0"/>
+          <w:color w:val="2E75B6"/>
+          <w:sz w:val="24"/>
+        </w:rPr>
+        <w:t>3.3 双宾语句型框架</w:t>
+      </w:r>
+    </w:p>
+    <w:p>
+      <w:pPr>
+        <w:pStyle w:val="ListBullet"/>
+        <w:spacing w:after="20"/>
+      </w:pPr>
+      <w:r>
+        <w:rPr>
+          <w:rFonts w:ascii="Times New Roman" w:hAnsi="Times New Roman" w:eastAsia="微软雅黑"/>
+          <w:b w:val="0"/>
+          <w:i w:val="0"/>
+          <w:sz w:val="22"/>
+        </w:rPr>
+        <w:t>give/show/send/bring/pass + sb + sth = give sth to sb；buy/make/get/draw + sb + sth = buy sth for sb。</w:t>
+      </w:r>
+    </w:p>
+    <w:p>
+      <w:pPr>
+        <w:spacing w:lineRule="auto" w:line="312" w:after="20"/>
+        <w:ind w:left="340"/>
+      </w:pPr>
+      <w:r>
+        <w:rPr>
+          <w:rFonts w:ascii="Times New Roman" w:hAnsi="Times New Roman" w:eastAsia="微软雅黑"/>
+          <w:b w:val="0"/>
+          <w:i/>
+          <w:sz w:val="22"/>
+        </w:rPr>
+        <w:t xml:space="preserve">He gave me a useful book, and my mother bought a new coat for my father, who needed it badly.　</w:t>
+      </w:r>
+      <w:r>
+        <w:rPr>
+          <w:rFonts w:ascii="Times New Roman" w:hAnsi="Times New Roman" w:eastAsia="微软雅黑"/>
+          <w:b w:val="0"/>
+          <w:i w:val="0"/>
+          <w:color w:val="595959"/>
+          <w:sz w:val="22"/>
+        </w:rPr>
+        <w:t>他给了我一本有用的书，妈妈给急需外套的父亲买了一件新外套。</w:t>
+      </w:r>
+    </w:p>
+    <w:p>
+      <w:pPr>
+        <w:spacing w:before="80"/>
+      </w:pPr>
+      <w:r>
+        <w:rPr>
+          <w:rFonts w:ascii="Times New Roman" w:hAnsi="Times New Roman" w:eastAsia="微软雅黑"/>
+          <w:b/>
+          <w:i w:val="0"/>
+          <w:color w:val="2E75B6"/>
+          <w:sz w:val="24"/>
+        </w:rPr>
+        <w:t>3.4 新知板块（50%）· 九年级新语法：宾语从句·三大引导词辨析</w:t>
+      </w:r>
+    </w:p>
+    <w:p>
+      <w:pPr>
+        <w:pStyle w:val="ListBullet"/>
+        <w:spacing w:after="20"/>
+      </w:pPr>
+      <w:r>
+        <w:rPr>
+          <w:rFonts w:ascii="Times New Roman" w:hAnsi="Times New Roman" w:eastAsia="微软雅黑"/>
+          <w:b w:val="0"/>
+          <w:i w:val="0"/>
+          <w:sz w:val="22"/>
+        </w:rPr>
+        <w:t>—— 本课新学九年级语法：宾语从句（完整体系第 3 讲：引导词辨析 + whether 特例）——</w:t>
+      </w:r>
+    </w:p>
+    <w:p>
+      <w:pPr>
+        <w:spacing w:before="80"/>
+      </w:pPr>
+      <w:r>
+        <w:rPr>
+          <w:rFonts w:ascii="Times New Roman" w:hAnsi="Times New Roman" w:eastAsia="微软雅黑"/>
+          <w:b/>
+          <w:i w:val="0"/>
+          <w:color w:val="2E75B6"/>
+          <w:sz w:val="24"/>
+        </w:rPr>
+        <w:t>3.5 三大引导词选择框架表</w:t>
       </w:r>
     </w:p>
     <w:tbl>
@@ -91,7 +778,7 @@
                 <w:color w:val="FFFFFF"/>
                 <w:sz w:val="20"/>
               </w:rPr>
-              <w:t>动词</w:t>
+              <w:t>引导词</w:t>
             </w:r>
           </w:p>
         </w:tc>
@@ -110,26 +797,7 @@
                 <w:color w:val="FFFFFF"/>
                 <w:sz w:val="20"/>
               </w:rPr>
-              <w:t>主语</w:t>
-            </w:r>
-          </w:p>
-        </w:tc>
-        <w:tc>
-          <w:tcPr>
-            <w:tcW w:type="dxa" w:w="2550"/>
-            <w:shd w:val="clear" w:fill="1F4E79"/>
-          </w:tcPr>
-          <w:p>
-            <w:r/>
-            <w:r>
-              <w:rPr>
-                <w:rFonts w:ascii="Times New Roman" w:hAnsi="Times New Roman" w:eastAsia="微软雅黑"/>
-                <w:b/>
-                <w:i w:val="0"/>
-                <w:color w:val="FFFFFF"/>
-                <w:sz w:val="20"/>
-              </w:rPr>
-              <w:t>结构</w:t>
+              <w:t>从句来源</w:t>
             </w:r>
           </w:p>
         </w:tc>
@@ -152,73 +820,22 @@
             </w:r>
           </w:p>
         </w:tc>
-      </w:tr>
-      <w:tr>
         <w:tc>
           <w:tcPr>
             <w:tcW w:type="dxa" w:w="2550"/>
+            <w:shd w:val="clear" w:fill="1F4E79"/>
           </w:tcPr>
           <w:p>
             <w:r/>
             <w:r>
               <w:rPr>
                 <w:rFonts w:ascii="Times New Roman" w:hAnsi="Times New Roman" w:eastAsia="微软雅黑"/>
-                <w:b w:val="0"/>
+                <w:b/>
                 <w:i w:val="0"/>
+                <w:color w:val="FFFFFF"/>
                 <w:sz w:val="20"/>
               </w:rPr>
-              <w:t>spend</w:t>
-            </w:r>
-          </w:p>
-        </w:tc>
-        <w:tc>
-          <w:tcPr>
-            <w:tcW w:type="dxa" w:w="2550"/>
-          </w:tcPr>
-          <w:p>
-            <w:r/>
-            <w:r>
-              <w:rPr>
-                <w:rFonts w:ascii="Times New Roman" w:hAnsi="Times New Roman" w:eastAsia="微软雅黑"/>
-                <w:b w:val="0"/>
-                <w:i w:val="0"/>
-                <w:sz w:val="20"/>
-              </w:rPr>
-              <w:t>人</w:t>
-            </w:r>
-          </w:p>
-        </w:tc>
-        <w:tc>
-          <w:tcPr>
-            <w:tcW w:type="dxa" w:w="2550"/>
-          </w:tcPr>
-          <w:p>
-            <w:r/>
-            <w:r>
-              <w:rPr>
-                <w:rFonts w:ascii="Times New Roman" w:hAnsi="Times New Roman" w:eastAsia="微软雅黑"/>
-                <w:b w:val="0"/>
-                <w:i w:val="0"/>
-                <w:sz w:val="20"/>
-              </w:rPr>
-              <w:t>spend + 时间/钱 + (in) doing / on sth</w:t>
-            </w:r>
-          </w:p>
-        </w:tc>
-        <w:tc>
-          <w:tcPr>
-            <w:tcW w:type="dxa" w:w="2550"/>
-          </w:tcPr>
-          <w:p>
-            <w:r/>
-            <w:r>
-              <w:rPr>
-                <w:rFonts w:ascii="Times New Roman" w:hAnsi="Times New Roman" w:eastAsia="微软雅黑"/>
-                <w:b w:val="0"/>
-                <w:i w:val="0"/>
-                <w:sz w:val="20"/>
-              </w:rPr>
-              <w:t>花费(时间/钱)</w:t>
+              <w:t>例句</w:t>
             </w:r>
           </w:p>
         </w:tc>
@@ -237,7 +854,7 @@
                 <w:i w:val="0"/>
                 <w:sz w:val="20"/>
               </w:rPr>
-              <w:t>cost</w:t>
+              <w:t>that</w:t>
             </w:r>
           </w:p>
         </w:tc>
@@ -254,7 +871,7 @@
                 <w:i w:val="0"/>
                 <w:sz w:val="20"/>
               </w:rPr>
-              <w:t>物</w:t>
+              <w:t>陈述句</w:t>
             </w:r>
           </w:p>
         </w:tc>
@@ -271,7 +888,7 @@
                 <w:i w:val="0"/>
                 <w:sz w:val="20"/>
               </w:rPr>
-              <w:t>物 + cost + 人 + 钱</w:t>
+              <w:t>无词义，可省略</w:t>
             </w:r>
           </w:p>
         </w:tc>
@@ -288,7 +905,7 @@
                 <w:i w:val="0"/>
                 <w:sz w:val="20"/>
               </w:rPr>
-              <w:t>花费(钱)，无被动</w:t>
+              <w:t>I believe (that) all the students will pass.</w:t>
             </w:r>
           </w:p>
         </w:tc>
@@ -307,7 +924,7 @@
                 <w:i w:val="0"/>
                 <w:sz w:val="20"/>
               </w:rPr>
-              <w:t>take</w:t>
+              <w:t>if / whether</w:t>
             </w:r>
           </w:p>
         </w:tc>
@@ -324,7 +941,7 @@
                 <w:i w:val="0"/>
                 <w:sz w:val="20"/>
               </w:rPr>
-              <w:t>It</w:t>
+              <w:t>一般疑问句</w:t>
             </w:r>
           </w:p>
         </w:tc>
@@ -341,7 +958,7 @@
                 <w:i w:val="0"/>
                 <w:sz w:val="20"/>
               </w:rPr>
-              <w:t>It takes + 人 + 时间 + to do</w:t>
+              <w:t>是否</w:t>
             </w:r>
           </w:p>
         </w:tc>
@@ -358,7 +975,7 @@
                 <w:i w:val="0"/>
                 <w:sz w:val="20"/>
               </w:rPr>
-              <w:t>花费(时间)</w:t>
+              <w:t>I don't know if/whether he will come.</w:t>
             </w:r>
           </w:p>
         </w:tc>
@@ -377,7 +994,7 @@
                 <w:i w:val="0"/>
                 <w:sz w:val="20"/>
               </w:rPr>
-              <w:t>pay</w:t>
+              <w:t>疑问词 what/which/who/whose/when/where/why/how</w:t>
             </w:r>
           </w:p>
         </w:tc>
@@ -394,7 +1011,7 @@
                 <w:i w:val="0"/>
                 <w:sz w:val="20"/>
               </w:rPr>
-              <w:t>人</w:t>
+              <w:t>特殊疑问句</w:t>
             </w:r>
           </w:p>
         </w:tc>
@@ -411,7 +1028,7 @@
                 <w:i w:val="0"/>
                 <w:sz w:val="20"/>
               </w:rPr>
-              <w:t>pay + 钱 + for sth</w:t>
+              <w:t>保留疑问含义</w:t>
             </w:r>
           </w:p>
         </w:tc>
@@ -428,7 +1045,7 @@
                 <w:i w:val="0"/>
                 <w:sz w:val="20"/>
               </w:rPr>
-              <w:t>支付(钱)</w:t>
+              <w:t>Could you tell me where the bank is?</w:t>
             </w:r>
           </w:p>
         </w:tc>
@@ -447,32 +1064,7 @@
           <w:color w:val="C00000"/>
           <w:sz w:val="22"/>
         </w:rPr>
-        <w:t>核心判诀：先看主语——人做主语看 spend/pay；物做主语看 cost；It 做主语看 take。</w:t>
-      </w:r>
-    </w:p>
-    <w:p>
-      <w:pPr>
-        <w:spacing w:lineRule="auto" w:line="312" w:after="20"/>
-        <w:ind w:left="340"/>
-      </w:pPr>
-      <w:r>
-        <w:rPr>
-          <w:rFonts w:ascii="Times New Roman" w:hAnsi="Times New Roman" w:eastAsia="微软雅黑"/>
-          <w:b w:val="0"/>
-          <w:i/>
-          <w:sz w:val="22"/>
-        </w:rPr>
-        <w:t xml:space="preserve">I spent two hours finishing the report, while it took my sister only one hour.　</w:t>
-      </w:r>
-      <w:r>
-        <w:rPr>
-          <w:rFonts w:ascii="Times New Roman" w:hAnsi="Times New Roman" w:eastAsia="微软雅黑"/>
-          <w:b w:val="0"/>
-          <w:i w:val="0"/>
-          <w:color w:val="595959"/>
-          <w:sz w:val="22"/>
-        </w:rPr>
-        <w:t>我花两小时完成报告，而我妹妹只花了一小时。</w:t>
+        <w:t>选择依据：先看从句类型——陈述→that；一般疑问→if/whether；特殊疑问→疑问词。</w:t>
       </w:r>
     </w:p>
     <w:p>
@@ -487,7 +1079,7 @@
           <w:color w:val="2E75B6"/>
           <w:sz w:val="24"/>
         </w:rPr>
-        <w:t>3.2 It's adj for/of sb to do</w:t>
+        <w:t>3.6 whether 特例（只用 whether 的四种情形）</w:t>
       </w:r>
     </w:p>
     <w:p>
@@ -503,7 +1095,7 @@
           <w:color w:val="C00000"/>
           <w:sz w:val="22"/>
         </w:rPr>
-        <w:t>of：形容词描述人的品质（kind/good/nice/clever/polite）；for：形容词描述事情性质（important/easy/difficult/necessary）。</w:t>
+        <w:t>① 与 or not 连用（whether...or not）；② 介词后（depend on whether）；③ 不定式前（whether to go）；④ 作主语/表语从句。if 不能用于 or not 前、介词后和不定式前。</w:t>
       </w:r>
     </w:p>
     <w:p>
@@ -518,7 +1110,7 @@
           <w:i/>
           <w:sz w:val="22"/>
         </w:rPr>
-        <w:t xml:space="preserve">It's kind of you to help me, and it's necessary for us to work together.　</w:t>
+        <w:t xml:space="preserve">I don't know whether he will come or not, and it depends on whether his parents agree to let him go.　</w:t>
       </w:r>
       <w:r>
         <w:rPr>
@@ -528,7 +1120,7 @@
           <w:color w:val="595959"/>
           <w:sz w:val="22"/>
         </w:rPr>
-        <w:t>你帮我真好，而且我们有必要一起合作。</w:t>
+        <w:t>我不知道他是否会来，这取决于他父母是否同意让他去。</w:t>
       </w:r>
     </w:p>
     <w:p>
@@ -543,7 +1135,7 @@
           <w:color w:val="2E75B6"/>
           <w:sz w:val="24"/>
         </w:rPr>
-        <w:t>3.3 双宾语</w:t>
+        <w:t>3.7 易错点</w:t>
       </w:r>
     </w:p>
     <w:p>
@@ -558,32 +1150,22 @@
           <w:i w:val="0"/>
           <w:sz w:val="22"/>
         </w:rPr>
-        <w:t>give/show/send/bring + sb + sth = give sth to sb；buy/make/get + sb + sth = buy sth for sb。</w:t>
+        <w:t>if 有两种身份：可作「是否」引导宾语从句，也可作「如果」引导条件从句（主将从现），需根据语境判断。</w:t>
       </w:r>
     </w:p>
     <w:p>
       <w:pPr>
-        <w:spacing w:lineRule="auto" w:line="312" w:after="20"/>
-        <w:ind w:left="340"/>
+        <w:pStyle w:val="ListBullet"/>
+        <w:spacing w:after="20"/>
       </w:pPr>
       <w:r>
         <w:rPr>
           <w:rFonts w:ascii="Times New Roman" w:hAnsi="Times New Roman" w:eastAsia="微软雅黑"/>
           <w:b w:val="0"/>
-          <w:i/>
+          <w:i w:val="0"/>
           <w:sz w:val="22"/>
         </w:rPr>
-        <w:t xml:space="preserve">He gave me a book, and my mother bought a new bag for me.　</w:t>
-      </w:r>
-      <w:r>
-        <w:rPr>
-          <w:rFonts w:ascii="Times New Roman" w:hAnsi="Times New Roman" w:eastAsia="微软雅黑"/>
-          <w:b w:val="0"/>
-          <w:i w:val="0"/>
-          <w:color w:val="595959"/>
-          <w:sz w:val="22"/>
-        </w:rPr>
-        <w:t>他给了我一本书，妈妈给我买了一个新包。</w:t>
+        <w:t>主句是疑问句（Could you tell me...?）时，从句仍然用陈述语序。</w:t>
       </w:r>
     </w:p>
     <w:p>
@@ -612,7 +1194,7 @@
           <w:i w:val="0"/>
           <w:sz w:val="22"/>
         </w:rPr>
-        <w:t>1. Although the report, which contained more than fifty pages, was very long, I ___ two hours finishing it last night, but it ___ my deskmate only one hour.</w:t>
+        <w:t>1. Although the report, which contained more than fifty pages, was quite long, I ___ two hours finishing it last night, but it ___ my deskmate only one hour.</w:t>
       </w:r>
     </w:p>
     <w:p>
@@ -670,7 +1252,7 @@
           <w:i w:val="0"/>
           <w:sz w:val="22"/>
         </w:rPr>
-        <w:t>3. My mother, who is very careful with money, ___ 300 yuan on the new dress, and my father ___ 200 yuan for the shoes.</w:t>
+        <w:t>3. My mother, who is very careful with money, ___ 300 yuan on the new dress, and my father ___ 200 yuan for the shoes last week.</w:t>
       </w:r>
     </w:p>
     <w:p>
@@ -699,36 +1281,7 @@
           <w:i w:val="0"/>
           <w:sz w:val="22"/>
         </w:rPr>
-        <w:t>4. It ___ me about forty minutes to walk to school, which is not far from my home, but it ___ my father only ten minutes to drive there.</w:t>
-      </w:r>
-    </w:p>
-    <w:p>
-      <w:pPr>
-        <w:spacing w:after="0"/>
-        <w:ind w:left="283"/>
-      </w:pPr>
-      <w:r>
-        <w:rPr>
-          <w:rFonts w:ascii="Times New Roman" w:hAnsi="Times New Roman" w:eastAsia="微软雅黑"/>
-          <w:b w:val="0"/>
-          <w:i w:val="0"/>
-          <w:sz w:val="21"/>
-        </w:rPr>
-        <w:t>A. spends / costs　B. takes / takes　C. pays / spends　D. costs / pays</w:t>
-      </w:r>
-    </w:p>
-    <w:p>
-      <w:pPr>
-        <w:spacing w:lineRule="auto" w:line="312"/>
-      </w:pPr>
-      <w:r>
-        <w:rPr>
-          <w:rFonts w:ascii="Times New Roman" w:hAnsi="Times New Roman" w:eastAsia="微软雅黑"/>
-          <w:b/>
-          <w:i w:val="0"/>
-          <w:sz w:val="22"/>
-        </w:rPr>
-        <w:t>5. It's very kind ___ you to help the old man, who lost his way in the rain, and it's important ___ us to learn from such warm-hearted examples.</w:t>
+        <w:t>4. It's very kind ___ you to help the old man, who lost his way in the rain, and it's important ___ us to learn from such warm-hearted examples.</w:t>
       </w:r>
     </w:p>
     <w:p>
@@ -757,94 +1310,7 @@
           <w:i w:val="0"/>
           <w:sz w:val="22"/>
         </w:rPr>
-        <w:t>6. The students, who are preparing for the coming exam, ___ most of their free time reading English, and the teacher ___ two hours every day explaining the difficult points.</w:t>
-      </w:r>
-    </w:p>
-    <w:p>
-      <w:pPr>
-        <w:spacing w:after="0"/>
-        <w:ind w:left="283"/>
-      </w:pPr>
-      <w:r>
-        <w:rPr>
-          <w:rFonts w:ascii="Times New Roman" w:hAnsi="Times New Roman" w:eastAsia="微软雅黑"/>
-          <w:b w:val="0"/>
-          <w:i w:val="0"/>
-          <w:sz w:val="21"/>
-        </w:rPr>
-        <w:t>A. spend / spends　B. cost / costs　C. take / takes　D. pay / pays</w:t>
-      </w:r>
-    </w:p>
-    <w:p>
-      <w:pPr>
-        <w:spacing w:lineRule="auto" w:line="312"/>
-      </w:pPr>
-      <w:r>
-        <w:rPr>
-          <w:rFonts w:ascii="Times New Roman" w:hAnsi="Times New Roman" w:eastAsia="微软雅黑"/>
-          <w:b/>
-          <w:i w:val="0"/>
-          <w:sz w:val="22"/>
-        </w:rPr>
-        <w:t>7. The new library, which was completed last month, ___ the city government 20 million yuan, and it will ___ visitors about two hours to look around.</w:t>
-      </w:r>
-    </w:p>
-    <w:p>
-      <w:pPr>
-        <w:spacing w:after="0"/>
-        <w:ind w:left="283"/>
-      </w:pPr>
-      <w:r>
-        <w:rPr>
-          <w:rFonts w:ascii="Times New Roman" w:hAnsi="Times New Roman" w:eastAsia="微软雅黑"/>
-          <w:b w:val="0"/>
-          <w:i w:val="0"/>
-          <w:sz w:val="21"/>
-        </w:rPr>
-        <w:t>A. spent / take　B. cost / take　C. took / spend　D. paid / cost</w:t>
-      </w:r>
-    </w:p>
-    <w:p>
-      <w:pPr>
-        <w:spacing w:lineRule="auto" w:line="312"/>
-      </w:pPr>
-      <w:r>
-        <w:rPr>
-          <w:rFonts w:ascii="Times New Roman" w:hAnsi="Times New Roman" w:eastAsia="微软雅黑"/>
-          <w:b/>
-          <w:i w:val="0"/>
-          <w:sz w:val="22"/>
-        </w:rPr>
-        <w:t>8. Although the tickets, which were quite expensive, ___ him 200 yuan, he still ___ much money on the souvenirs.</w:t>
-      </w:r>
-    </w:p>
-    <w:p>
-      <w:pPr>
-        <w:spacing w:after="0"/>
-        <w:ind w:left="283"/>
-      </w:pPr>
-      <w:r>
-        <w:rPr>
-          <w:rFonts w:ascii="Times New Roman" w:hAnsi="Times New Roman" w:eastAsia="微软雅黑"/>
-          <w:b w:val="0"/>
-          <w:i w:val="0"/>
-          <w:sz w:val="21"/>
-        </w:rPr>
-        <w:t>A. spent / paid　B. cost / spent　C. took / cost　D. paid / took</w:t>
-      </w:r>
-    </w:p>
-    <w:p>
-      <w:pPr>
-        <w:spacing w:lineRule="auto" w:line="312"/>
-      </w:pPr>
-      <w:r>
-        <w:rPr>
-          <w:rFonts w:ascii="Times New Roman" w:hAnsi="Times New Roman" w:eastAsia="微软雅黑"/>
-          <w:b/>
-          <w:i w:val="0"/>
-          <w:sz w:val="22"/>
-        </w:rPr>
-        <w:t>9. My uncle ___ me a new bike as a birthday gift, and my aunt bought a nice watch ___ me.</w:t>
+        <w:t>5. My uncle ___ me a new bike as a birthday gift last week, and my aunt bought a nice watch ___ me, both of which made me very happy.</w:t>
       </w:r>
     </w:p>
     <w:p>
@@ -873,7 +1339,7 @@
           <w:i w:val="0"/>
           <w:sz w:val="22"/>
         </w:rPr>
-        <w:t>10. The teacher ___ us some useful advice on study, and she also brought some interesting books ___ us to read.</w:t>
+        <w:t>6. I believe ___ the two hundred students will all pass the exam, and I'm sure ___ they have studied hard for it these days.</w:t>
       </w:r>
     </w:p>
     <w:p>
@@ -888,7 +1354,123 @@
           <w:i w:val="0"/>
           <w:sz w:val="21"/>
         </w:rPr>
-        <w:t>A. gave / for　B. took / to　C. spent / on　D. paid / at</w:t>
+        <w:t>A. that / that　B. if / that　C. what / if　D. whether / what</w:t>
+      </w:r>
+    </w:p>
+    <w:p>
+      <w:pPr>
+        <w:spacing w:lineRule="auto" w:line="312"/>
+      </w:pPr>
+      <w:r>
+        <w:rPr>
+          <w:rFonts w:ascii="Times New Roman" w:hAnsi="Times New Roman" w:eastAsia="微软雅黑"/>
+          <w:b/>
+          <w:i w:val="0"/>
+          <w:sz w:val="22"/>
+        </w:rPr>
+        <w:t>7. Could you tell me ___ there is any milk left in the glass? I wonder ___ the shop is still open now, because I want to buy some bread.</w:t>
+      </w:r>
+    </w:p>
+    <w:p>
+      <w:pPr>
+        <w:spacing w:after="0"/>
+        <w:ind w:left="283"/>
+      </w:pPr>
+      <w:r>
+        <w:rPr>
+          <w:rFonts w:ascii="Times New Roman" w:hAnsi="Times New Roman" w:eastAsia="微软雅黑"/>
+          <w:b w:val="0"/>
+          <w:i w:val="0"/>
+          <w:sz w:val="21"/>
+        </w:rPr>
+        <w:t>A. that / that　B. if / whether　C. what / if　D. whether / what</w:t>
+      </w:r>
+    </w:p>
+    <w:p>
+      <w:pPr>
+        <w:spacing w:lineRule="auto" w:line="312"/>
+      </w:pPr>
+      <w:r>
+        <w:rPr>
+          <w:rFonts w:ascii="Times New Roman" w:hAnsi="Times New Roman" w:eastAsia="微软雅黑"/>
+          <w:b/>
+          <w:i w:val="0"/>
+          <w:sz w:val="22"/>
+        </w:rPr>
+        <w:t>8. I don't know ___ many students will join the school team this year, but I know ___ they will try their best to win the game.</w:t>
+      </w:r>
+    </w:p>
+    <w:p>
+      <w:pPr>
+        <w:spacing w:after="0"/>
+        <w:ind w:left="283"/>
+      </w:pPr>
+      <w:r>
+        <w:rPr>
+          <w:rFonts w:ascii="Times New Roman" w:hAnsi="Times New Roman" w:eastAsia="微软雅黑"/>
+          <w:b w:val="0"/>
+          <w:i w:val="0"/>
+          <w:sz w:val="21"/>
+        </w:rPr>
+        <w:t>A. how / that　B. what / if　C. when / what　D. why / whether</w:t>
+      </w:r>
+    </w:p>
+    <w:p>
+      <w:pPr>
+        <w:spacing w:lineRule="auto" w:line="312"/>
+      </w:pPr>
+      <w:r>
+        <w:rPr>
+          <w:rFonts w:ascii="Times New Roman" w:hAnsi="Times New Roman" w:eastAsia="微软雅黑"/>
+          <w:b/>
+          <w:i w:val="0"/>
+          <w:sz w:val="22"/>
+        </w:rPr>
+        <w:t>9. I don't know ___ he will come to the party or not, because it depends on ___ his parents will allow him to go that night.</w:t>
+      </w:r>
+    </w:p>
+    <w:p>
+      <w:pPr>
+        <w:spacing w:after="0"/>
+        <w:ind w:left="283"/>
+      </w:pPr>
+      <w:r>
+        <w:rPr>
+          <w:rFonts w:ascii="Times New Roman" w:hAnsi="Times New Roman" w:eastAsia="微软雅黑"/>
+          <w:b w:val="0"/>
+          <w:i w:val="0"/>
+          <w:sz w:val="21"/>
+        </w:rPr>
+        <w:t>A. if / if　B. whether / whether　C. that / that　D. when / when</w:t>
+      </w:r>
+    </w:p>
+    <w:p>
+      <w:pPr>
+        <w:spacing w:lineRule="auto" w:line="312"/>
+      </w:pPr>
+      <w:r>
+        <w:rPr>
+          <w:rFonts w:ascii="Times New Roman" w:hAnsi="Times New Roman" w:eastAsia="微软雅黑"/>
+          <w:b/>
+          <w:i w:val="0"/>
+          <w:sz w:val="22"/>
+        </w:rPr>
+        <w:t>10. The result of the exam depends on ___ we study hard, and I wonder ___ the teacher will tell us the scores tomorrow morning.</w:t>
+      </w:r>
+    </w:p>
+    <w:p>
+      <w:pPr>
+        <w:spacing w:after="0"/>
+        <w:ind w:left="283"/>
+      </w:pPr>
+      <w:r>
+        <w:rPr>
+          <w:rFonts w:ascii="Times New Roman" w:hAnsi="Times New Roman" w:eastAsia="微软雅黑"/>
+          <w:b w:val="0"/>
+          <w:i w:val="0"/>
+          <w:sz w:val="21"/>
+        </w:rPr>
+        <w:t>A. whether / whether　B. if / if　C. that / what　D. what / that</w:t>
       </w:r>
     </w:p>
     <w:p>
@@ -1074,7 +1656,7 @@
           <w:i w:val="0"/>
           <w:sz w:val="22"/>
         </w:rPr>
-        <w:t>3. 这本书花了我50元，比我想象的便宜多了。</w:t>
+        <w:t>3. 我不知道他是否会来，因为这取决于天气。</w:t>
       </w:r>
     </w:p>
     <w:sectPr>
